--- a/docs/content/two_way_anova/two_way_anova_activity.docx
+++ b/docs/content/two_way_anova/two_way_anova_activity.docx
@@ -122,6 +122,158 @@
         <w:pStyle w:val="BlockText"/>
       </w:pPr>
       <w:r>
+        <w:rPr>
+          <w:b/>
+          <w:bCs/>
+        </w:rPr>
+        <w:t xml:space="preserve">Every grey</w:t>
+      </w:r>
+      <w:r>
+        <w:rPr>
+          <w:b/>
+          <w:bCs/>
+        </w:rPr>
+        <w:t xml:space="preserve"> </w:t>
+      </w:r>
+      <w:r>
+        <w:rPr>
+          <w:rStyle w:val="VerbatimChar"/>
+          <w:b/>
+          <w:bCs/>
+        </w:rPr>
+        <w:t xml:space="preserve">r</w:t>
+      </w:r>
+      <w:r>
+        <w:rPr>
+          <w:b/>
+          <w:bCs/>
+        </w:rPr>
+        <w:t xml:space="preserve"> </w:t>
+      </w:r>
+      <w:r>
+        <w:rPr>
+          <w:b/>
+          <w:bCs/>
+        </w:rPr>
+        <w:t xml:space="preserve">box below is code you type into an R script — not into the Console.</w:t>
+      </w:r>
+      <w:r>
+        <w:t xml:space="preserve"> </w:t>
+      </w:r>
+      <w:r>
+        <w:t xml:space="preserve">Before you start:</w:t>
+      </w:r>
+      <w:r>
+        <w:t xml:space="preserve"> </w:t>
+      </w:r>
+      <w:r>
+        <w:rPr>
+          <w:b/>
+          <w:bCs/>
+        </w:rPr>
+        <w:t xml:space="preserve">File → New File → R Script</w:t>
+      </w:r>
+      <w:r>
+        <w:t xml:space="preserve">, and save it as</w:t>
+      </w:r>
+      <w:r>
+        <w:t xml:space="preserve"> </w:t>
+      </w:r>
+      <w:r>
+        <w:rPr>
+          <w:rStyle w:val="VerbatimChar"/>
+        </w:rPr>
+        <w:t xml:space="preserve">13_two_way_anova.R</w:t>
+      </w:r>
+      <w:r>
+        <w:t xml:space="preserve"> </w:t>
+      </w:r>
+      <w:r>
+        <w:t xml:space="preserve">in your project’s</w:t>
+      </w:r>
+      <w:r>
+        <w:t xml:space="preserve"> </w:t>
+      </w:r>
+      <w:r>
+        <w:rPr>
+          <w:rStyle w:val="VerbatimChar"/>
+        </w:rPr>
+        <w:t xml:space="preserve">scripts/</w:t>
+      </w:r>
+      <w:r>
+        <w:t xml:space="preserve"> </w:t>
+      </w:r>
+      <w:r>
+        <w:t xml:space="preserve">folder. Then work down the worksheet, adding each block to the bottom of that one script, in order.</w:t>
+      </w:r>
+    </w:p>
+    <w:p>
+      <w:pPr>
+        <w:pStyle w:val="BlockText"/>
+      </w:pPr>
+      <w:r>
+        <w:rPr>
+          <w:b/>
+          <w:bCs/>
+        </w:rPr>
+        <w:t xml:space="preserve">Type the</w:t>
+      </w:r>
+      <w:r>
+        <w:rPr>
+          <w:b/>
+          <w:bCs/>
+        </w:rPr>
+        <w:t xml:space="preserve"> </w:t>
+      </w:r>
+      <w:r>
+        <w:rPr>
+          <w:rStyle w:val="VerbatimChar"/>
+          <w:b/>
+          <w:bCs/>
+        </w:rPr>
+        <w:t xml:space="preserve"># ── Part …</w:t>
+      </w:r>
+      <w:r>
+        <w:rPr>
+          <w:b/>
+          <w:bCs/>
+        </w:rPr>
+        <w:t xml:space="preserve"> </w:t>
+      </w:r>
+      <w:r>
+        <w:rPr>
+          <w:b/>
+          <w:bCs/>
+        </w:rPr>
+        <w:t xml:space="preserve">header comment at the top of each block, too.</w:t>
+      </w:r>
+      <w:r>
+        <w:t xml:space="preserve"> </w:t>
+      </w:r>
+      <w:r>
+        <w:t xml:space="preserve">Those comment lines are not decoration — they are how your script stays navigable, how you find your way back to a block that broke, and how I find your work when I read your script. A block with no header comment is a block I cannot place. In RStudio they also show up in the document outline (the</w:t>
+      </w:r>
+      <w:r>
+        <w:t xml:space="preserve"> </w:t>
+      </w:r>
+      <w:r>
+        <w:rPr>
+          <w:rStyle w:val="VerbatimChar"/>
+        </w:rPr>
+        <w:t xml:space="preserve">≡</w:t>
+      </w:r>
+      <w:r>
+        <w:t xml:space="preserve"> </w:t>
+      </w:r>
+      <w:r>
+        <w:t xml:space="preserve">button at the bottom-left of the editor) so you can jump straight to any part.</w:t>
+      </w:r>
+    </w:p>
+    <w:p>
+      <w:pPr>
+        <w:pStyle w:val="BlockText"/>
+      </w:pPr>
+      <w:r>
         <w:t xml:space="preserve">This worksheet runs the same species × sex factorial ANOVA on penguin body mass</w:t>
       </w:r>
       <w:r>
@@ -176,6 +328,15 @@
       </w:pPr>
       <w:r>
         <w:rPr>
+          <w:rStyle w:val="CommentTok"/>
+        </w:rPr>
+        <w:t xml:space="preserve"># ── Part 1.1 · Setup and Data ───────────────────────────────────────────</w:t>
+      </w:r>
+      <w:r>
+        <w:br/>
+      </w:r>
+      <w:r>
+        <w:rPr>
           <w:rStyle w:val="FunctionTok"/>
         </w:rPr>
         <w:t xml:space="preserve">library</w:t>
@@ -487,6 +648,15 @@
       </w:pPr>
       <w:r>
         <w:rPr>
+          <w:rStyle w:val="CommentTok"/>
+        </w:rPr>
+        <w:t xml:space="preserve"># ── Part 1.2 · Setup and Data ───────────────────────────────────────────</w:t>
+      </w:r>
+      <w:r>
+        <w:br/>
+      </w:r>
+      <w:r>
+        <w:rPr>
           <w:rStyle w:val="NormalTok"/>
         </w:rPr>
         <w:t xml:space="preserve">p_df </w:t>
@@ -709,6 +879,15 @@
       <w:pPr>
         <w:pStyle w:val="SourceCode"/>
       </w:pPr>
+      <w:r>
+        <w:rPr>
+          <w:rStyle w:val="CommentTok"/>
+        </w:rPr>
+        <w:t xml:space="preserve"># ── Part 1.3 · Setup and Data ───────────────────────────────────────────</w:t>
+      </w:r>
+      <w:r>
+        <w:br/>
+      </w:r>
       <w:r>
         <w:rPr>
           <w:rStyle w:val="NormalTok"/>
@@ -1188,6 +1367,15 @@
               <w:rPr>
                 <w:rStyle w:val="CommentTok"/>
               </w:rPr>
+              <w:t xml:space="preserve"># ── Part 1.4 · Setup and Data ───────────────────────────────────────────</w:t>
+            </w:r>
+            <w:r>
+              <w:br/>
+            </w:r>
+            <w:r>
+              <w:rPr>
+                <w:rStyle w:val="CommentTok"/>
+              </w:rPr>
               <w:t xml:space="preserve"># Write your code here:</w:t>
             </w:r>
           </w:p>
@@ -1218,6 +1406,15 @@
       </w:pPr>
       <w:r>
         <w:rPr>
+          <w:rStyle w:val="CommentTok"/>
+        </w:rPr>
+        <w:t xml:space="preserve"># ── Part 2.1 · Building a Balanced Dataset ──────────────────────────────</w:t>
+      </w:r>
+      <w:r>
+        <w:br/>
+      </w:r>
+      <w:r>
+        <w:rPr>
           <w:rStyle w:val="NormalTok"/>
         </w:rPr>
         <w:t xml:space="preserve">original_n </w:t>
@@ -1737,6 +1934,15 @@
       <w:pPr>
         <w:pStyle w:val="SourceCode"/>
       </w:pPr>
+      <w:r>
+        <w:rPr>
+          <w:rStyle w:val="CommentTok"/>
+        </w:rPr>
+        <w:t xml:space="preserve"># ── Part 2.2 · Building a Balanced Dataset ──────────────────────────────</w:t>
+      </w:r>
+      <w:r>
+        <w:br/>
+      </w:r>
       <w:r>
         <w:rPr>
           <w:rStyle w:val="NormalTok"/>
@@ -2132,6 +2338,15 @@
       </w:pPr>
       <w:r>
         <w:rPr>
+          <w:rStyle w:val="CommentTok"/>
+        </w:rPr>
+        <w:t xml:space="preserve"># ── Part 3.1 · Fitting the Balanced Factorial ANOVA ─────────────────────</w:t>
+      </w:r>
+      <w:r>
+        <w:br/>
+      </w:r>
+      <w:r>
+        <w:rPr>
           <w:rStyle w:val="FunctionTok"/>
         </w:rPr>
         <w:t xml:space="preserve">options</w:t>
@@ -2400,6 +2615,15 @@
       </w:pPr>
       <w:r>
         <w:rPr>
+          <w:rStyle w:val="CommentTok"/>
+        </w:rPr>
+        <w:t xml:space="preserve"># ── Part 4.1 · Assumptions and Diagnostics ──────────────────────────────</w:t>
+      </w:r>
+      <w:r>
+        <w:br/>
+      </w:r>
+      <w:r>
+        <w:rPr>
           <w:rStyle w:val="FunctionTok"/>
         </w:rPr>
         <w:t xml:space="preserve">par</w:t>
@@ -2561,6 +2785,15 @@
       </w:pPr>
       <w:r>
         <w:rPr>
+          <w:rStyle w:val="CommentTok"/>
+        </w:rPr>
+        <w:t xml:space="preserve"># ── Part 4.2 · Assumptions and Diagnostics ──────────────────────────────</w:t>
+      </w:r>
+      <w:r>
+        <w:br/>
+      </w:r>
+      <w:r>
+        <w:rPr>
           <w:rStyle w:val="NormalTok"/>
         </w:rPr>
         <w:t xml:space="preserve">pb_resid_df </w:t>
@@ -3077,6 +3310,15 @@
       <w:pPr>
         <w:pStyle w:val="SourceCode"/>
       </w:pPr>
+      <w:r>
+        <w:rPr>
+          <w:rStyle w:val="CommentTok"/>
+        </w:rPr>
+        <w:t xml:space="preserve"># ── Part 4.3 · Assumptions and Diagnostics ──────────────────────────────</w:t>
+      </w:r>
+      <w:r>
+        <w:br/>
+      </w:r>
       <w:r>
         <w:rPr>
           <w:rStyle w:val="FunctionTok"/>
@@ -3949,6 +4191,15 @@
       </w:pPr>
       <w:r>
         <w:rPr>
+          <w:rStyle w:val="CommentTok"/>
+        </w:rPr>
+        <w:t xml:space="preserve"># ── Part 5.1 · Estimated Marginal Means and Post-Hoc ────────────────────</w:t>
+      </w:r>
+      <w:r>
+        <w:br/>
+      </w:r>
+      <w:r>
+        <w:rPr>
           <w:rStyle w:val="NormalTok"/>
         </w:rPr>
         <w:t xml:space="preserve">sppb_emm </w:t>
@@ -4053,6 +4304,15 @@
       </w:pPr>
       <w:r>
         <w:rPr>
+          <w:rStyle w:val="CommentTok"/>
+        </w:rPr>
+        <w:t xml:space="preserve"># ── Part 5.2 · Estimated Marginal Means and Post-Hoc ────────────────────</w:t>
+      </w:r>
+      <w:r>
+        <w:br/>
+      </w:r>
+      <w:r>
+        <w:rPr>
           <w:rStyle w:val="NormalTok"/>
         </w:rPr>
         <w:t xml:space="preserve">sexb_emm </w:t>
@@ -4157,6 +4417,15 @@
       </w:pPr>
       <w:r>
         <w:rPr>
+          <w:rStyle w:val="CommentTok"/>
+        </w:rPr>
+        <w:t xml:space="preserve"># ── Part 5.3 · Estimated Marginal Means and Post-Hoc ────────────────────</w:t>
+      </w:r>
+      <w:r>
+        <w:br/>
+      </w:r>
+      <w:r>
+        <w:rPr>
           <w:rStyle w:val="NormalTok"/>
         </w:rPr>
         <w:t xml:space="preserve">interactionb_emm </w:t>
@@ -4426,6 +4695,15 @@
       </w:pPr>
       <w:r>
         <w:rPr>
+          <w:rStyle w:val="CommentTok"/>
+        </w:rPr>
+        <w:t xml:space="preserve"># ── Part 5.4 · Estimated Marginal Means and Post-Hoc ────────────────────</w:t>
+      </w:r>
+      <w:r>
+        <w:br/>
+      </w:r>
+      <w:r>
+        <w:rPr>
           <w:rStyle w:val="NormalTok"/>
         </w:rPr>
         <w:t xml:space="preserve">cldb_interaction </w:t>
@@ -4765,6 +5043,15 @@
       <w:pPr>
         <w:pStyle w:val="SourceCode"/>
       </w:pPr>
+      <w:r>
+        <w:rPr>
+          <w:rStyle w:val="CommentTok"/>
+        </w:rPr>
+        <w:t xml:space="preserve"># ── Part 5.5 · Estimated Marginal Means and Post-Hoc ────────────────────</w:t>
+      </w:r>
+      <w:r>
+        <w:br/>
+      </w:r>
       <w:r>
         <w:rPr>
           <w:rStyle w:val="NormalTok"/>
@@ -5614,6 +5901,15 @@
               <w:rPr>
                 <w:rStyle w:val="CommentTok"/>
               </w:rPr>
+              <w:t xml:space="preserve"># ── Part 5.6 · Estimated Marginal Means and Post-Hoc ────────────────────</w:t>
+            </w:r>
+            <w:r>
+              <w:br/>
+            </w:r>
+            <w:r>
+              <w:rPr>
+                <w:rStyle w:val="CommentTok"/>
+              </w:rPr>
               <w:t xml:space="preserve"># Write your code here:</w:t>
             </w:r>
           </w:p>
@@ -5662,6 +5958,15 @@
       </w:pPr>
       <w:r>
         <w:rPr>
+          <w:rStyle w:val="CommentTok"/>
+        </w:rPr>
+        <w:t xml:space="preserve"># ── Part 6.1 · Understanding Sums-of-Squares Types ──────────────────────</w:t>
+      </w:r>
+      <w:r>
+        <w:br/>
+      </w:r>
+      <w:r>
+        <w:rPr>
           <w:rStyle w:val="NormalTok"/>
         </w:rPr>
         <w:t xml:space="preserve">type1b_anova </w:t>
@@ -5860,6 +6165,15 @@
       <w:pPr>
         <w:pStyle w:val="SourceCode"/>
       </w:pPr>
+      <w:r>
+        <w:rPr>
+          <w:rStyle w:val="CommentTok"/>
+        </w:rPr>
+        <w:t xml:space="preserve"># ── Part 6.2 · Understanding Sums-of-Squares Types ──────────────────────</w:t>
+      </w:r>
+      <w:r>
+        <w:br/>
+      </w:r>
       <w:r>
         <w:rPr>
           <w:rStyle w:val="NormalTok"/>
@@ -6823,6 +7137,15 @@
       </w:pPr>
       <w:r>
         <w:rPr>
+          <w:rStyle w:val="CommentTok"/>
+        </w:rPr>
+        <w:t xml:space="preserve"># ── Part 7.1 · The Same Analysis, Unbalanced ────────────────────────────</w:t>
+      </w:r>
+      <w:r>
+        <w:br/>
+      </w:r>
+      <w:r>
+        <w:rPr>
           <w:rStyle w:val="NormalTok"/>
         </w:rPr>
         <w:t xml:space="preserve">pu_model </w:t>
@@ -6969,6 +7292,15 @@
       </w:pPr>
       <w:r>
         <w:rPr>
+          <w:rStyle w:val="CommentTok"/>
+        </w:rPr>
+        <w:t xml:space="preserve"># ── Part 7.2 · The Same Analysis, Unbalanced ────────────────────────────</w:t>
+      </w:r>
+      <w:r>
+        <w:br/>
+      </w:r>
+      <w:r>
+        <w:rPr>
           <w:rStyle w:val="FunctionTok"/>
         </w:rPr>
         <w:t xml:space="preserve">par</w:t>
@@ -7445,6 +7777,15 @@
       </w:pPr>
       <w:r>
         <w:rPr>
+          <w:rStyle w:val="CommentTok"/>
+        </w:rPr>
+        <w:t xml:space="preserve"># ── Part 7.3 · The Same Analysis, Unbalanced ────────────────────────────</w:t>
+      </w:r>
+      <w:r>
+        <w:br/>
+      </w:r>
+      <w:r>
+        <w:rPr>
           <w:rStyle w:val="NormalTok"/>
         </w:rPr>
         <w:t xml:space="preserve">sppu_emm </w:t>
@@ -8171,6 +8512,15 @@
       <w:pPr>
         <w:pStyle w:val="SourceCode"/>
       </w:pPr>
+      <w:r>
+        <w:rPr>
+          <w:rStyle w:val="CommentTok"/>
+        </w:rPr>
+        <w:t xml:space="preserve"># ── Part 7.4 · The Same Analysis, Unbalanced ────────────────────────────</w:t>
+      </w:r>
+      <w:r>
+        <w:br/>
+      </w:r>
       <w:r>
         <w:rPr>
           <w:rStyle w:val="NormalTok"/>
@@ -9039,6 +9389,15 @@
               <w:rPr>
                 <w:rStyle w:val="CommentTok"/>
               </w:rPr>
+              <w:t xml:space="preserve"># ── Part 7.5 · The Same Analysis, Unbalanced ────────────────────────────</w:t>
+            </w:r>
+            <w:r>
+              <w:br/>
+            </w:r>
+            <w:r>
+              <w:rPr>
+                <w:rStyle w:val="CommentTok"/>
+              </w:rPr>
               <w:t xml:space="preserve"># Write your code here:</w:t>
             </w:r>
           </w:p>
@@ -9521,6 +9880,15 @@
       </w:pPr>
       <w:r>
         <w:rPr>
+          <w:rStyle w:val="CommentTok"/>
+        </w:rPr>
+        <w:t xml:space="preserve"># ── Part 9.1 · Take-Home Extension ──────────────────────────────────────</w:t>
+      </w:r>
+      <w:r>
+        <w:br/>
+      </w:r>
+      <w:r>
+        <w:rPr>
           <w:rStyle w:val="NormalTok"/>
         </w:rPr>
         <w:t xml:space="preserve">cray_df </w:t>
@@ -9792,6 +10160,15 @@
         <w:rPr>
           <w:rStyle w:val="CommentTok"/>
         </w:rPr>
+        <w:t xml:space="preserve"># ── Part 9.2 · Take-Home Extension ──────────────────────────────────────</w:t>
+      </w:r>
+      <w:r>
+        <w:br/>
+      </w:r>
+      <w:r>
+        <w:rPr>
+          <w:rStyle w:val="CommentTok"/>
+        </w:rPr>
         <w:t xml:space="preserve"># Write your code here:</w:t>
       </w:r>
     </w:p>
@@ -9873,6 +10250,15 @@
       <w:pPr>
         <w:pStyle w:val="SourceCode"/>
       </w:pPr>
+      <w:r>
+        <w:rPr>
+          <w:rStyle w:val="CommentTok"/>
+        </w:rPr>
+        <w:t xml:space="preserve"># ── Part 9.3 · Take-Home Extension ──────────────────────────────────────</w:t>
+      </w:r>
+      <w:r>
+        <w:br/>
+      </w:r>
       <w:r>
         <w:rPr>
           <w:rStyle w:val="CommentTok"/>

--- a/docs/content/two_way_anova/two_way_anova_activity.docx
+++ b/docs/content/two_way_anova/two_way_anova_activity.docx
@@ -12184,7 +12184,7 @@
         <w:bottom w:color="FF0000" w:space="1" w:sz="8" w:val="single"/>
         <w:right w:color="FF0000" w:space="4" w:sz="8" w:val="single"/>
       </w:pBdr>
-      <w:shd w:color="auto" w:fill="auto" w:val="pct15"/>
+      <w:shd w:color="auto" w:fill="FBFBFB" w:val="clear"/>
       <w:spacing w:after="120" w:before="120"/>
       <w:ind w:left="432" w:right="432"/>
     </w:pPr>
@@ -12200,12 +12200,12 @@
     <w:rsid w:val="00771E03"/>
     <w:pPr>
       <w:pBdr>
-        <w:top w:color="auto" w:space="1" w:sz="8" w:val="single"/>
-        <w:left w:color="auto" w:space="4" w:sz="8" w:val="single"/>
-        <w:bottom w:color="auto" w:space="1" w:sz="8" w:val="single"/>
-        <w:right w:color="auto" w:space="4" w:sz="8" w:val="single"/>
+        <w:top w:color="BFBFBF" w:space="1" w:sz="6" w:val="single"/>
+        <w:left w:color="BFBFBF" w:space="4" w:sz="6" w:val="single"/>
+        <w:bottom w:color="BFBFBF" w:space="1" w:sz="6" w:val="single"/>
+        <w:right w:color="BFBFBF" w:space="4" w:sz="6" w:val="single"/>
       </w:pBdr>
-      <w:shd w:color="auto" w:fill="auto" w:val="pct15"/>
+      <w:shd w:color="auto" w:fill="FBFBFB" w:val="clear"/>
       <w:spacing w:after="240" w:before="240"/>
       <w:ind w:left="432" w:right="432"/>
     </w:pPr>
@@ -12220,7 +12220,13 @@
     <w:qFormat/>
     <w:rsid w:val="00771E03"/>
     <w:pPr>
-      <w:shd w:color="auto" w:fill="auto" w:val="pct15"/>
+      <w:pBdr>
+        <w:top w:color="BFBFBF" w:space="1" w:sz="6" w:val="single"/>
+        <w:left w:color="BFBFBF" w:space="4" w:sz="6" w:val="single"/>
+        <w:bottom w:color="BFBFBF" w:space="1" w:sz="6" w:val="single"/>
+        <w:right w:color="BFBFBF" w:space="4" w:sz="6" w:val="single"/>
+      </w:pBdr>
+      <w:shd w:color="auto" w:fill="FBFBFB" w:val="clear"/>
       <w:spacing w:after="240" w:before="240"/>
       <w:ind w:left="432" w:right="432"/>
     </w:pPr>

--- a/docs/content/two_way_anova/two_way_anova_activity.docx
+++ b/docs/content/two_way_anova/two_way_anova_activity.docx
@@ -1376,7 +1376,7 @@
               <w:rPr>
                 <w:rStyle w:val="CommentTok"/>
               </w:rPr>
-              <w:t xml:space="preserve"># Write your code here:</w:t>
+              <w:t xml:space="preserve"># Write your code in the R script:</w:t>
             </w:r>
           </w:p>
           <w:p/>
@@ -2285,9 +2285,11 @@
       <w:r>
         <w:t xml:space="preserve">? How many total observations were dropped to force balance?</w:t>
       </w:r>
-      <w:r>
-        <w:t xml:space="preserve"> </w:t>
-      </w:r>
+    </w:p>
+    <w:p>
+      <w:pPr>
+        <w:pStyle w:val="BodyText"/>
+      </w:pPr>
       <w:r>
         <w:rPr>
           <w:rStyle w:val="VerbatimChar"/>
@@ -2564,9 +2566,11 @@
       <w:r>
         <w:t xml:space="preserve">Is the species:sex interaction significant?</w:t>
       </w:r>
-      <w:r>
-        <w:t xml:space="preserve"> </w:t>
-      </w:r>
+    </w:p>
+    <w:p>
+      <w:pPr>
+        <w:pStyle w:val="BodyText"/>
+      </w:pPr>
       <w:r>
         <w:rPr>
           <w:rStyle w:val="VerbatimChar"/>
@@ -5737,9 +5741,11 @@
       <w:r>
         <w:t xml:space="preserve">significantly different from each other?</w:t>
       </w:r>
-      <w:r>
-        <w:t xml:space="preserve"> </w:t>
-      </w:r>
+    </w:p>
+    <w:p>
+      <w:pPr>
+        <w:pStyle w:val="BodyText"/>
+      </w:pPr>
       <w:r>
         <w:rPr>
           <w:rStyle w:val="VerbatimChar"/>
@@ -5910,7 +5916,7 @@
               <w:rPr>
                 <w:rStyle w:val="CommentTok"/>
               </w:rPr>
-              <w:t xml:space="preserve"># Write your code here:</w:t>
+              <w:t xml:space="preserve"># Write your code in the R script:</w:t>
             </w:r>
           </w:p>
           <w:p/>
@@ -7048,9 +7054,11 @@
       <w:r>
         <w:t xml:space="preserve">dataset, do the three SS types give the same F-values for the main effects? Is that what you’d expect?</w:t>
       </w:r>
-      <w:r>
-        <w:t xml:space="preserve"> </w:t>
-      </w:r>
+    </w:p>
+    <w:p>
+      <w:pPr>
+        <w:pStyle w:val="BodyText"/>
+      </w:pPr>
       <w:r>
         <w:rPr>
           <w:rStyle w:val="VerbatimChar"/>
@@ -9188,9 +9196,11 @@
       <w:r>
         <w:t xml:space="preserve">from Part 6. Do the three SS types now disagree with each other?</w:t>
       </w:r>
-      <w:r>
-        <w:t xml:space="preserve"> </w:t>
-      </w:r>
+    </w:p>
+    <w:p>
+      <w:pPr>
+        <w:pStyle w:val="BodyText"/>
+      </w:pPr>
       <w:r>
         <w:rPr>
           <w:rStyle w:val="VerbatimChar"/>
@@ -9398,7 +9408,7 @@
               <w:rPr>
                 <w:rStyle w:val="CommentTok"/>
               </w:rPr>
-              <w:t xml:space="preserve"># Write your code here:</w:t>
+              <w:t xml:space="preserve"># Write your code in the R script:</w:t>
             </w:r>
           </w:p>
           <w:p/>
@@ -10169,7 +10179,7 @@
         <w:rPr>
           <w:rStyle w:val="CommentTok"/>
         </w:rPr>
-        <w:t xml:space="preserve"># Write your code here:</w:t>
+        <w:t xml:space="preserve"># Write your code in the R script:</w:t>
       </w:r>
     </w:p>
     <w:p>
@@ -10263,7 +10273,7 @@
         <w:rPr>
           <w:rStyle w:val="CommentTok"/>
         </w:rPr>
-        <w:t xml:space="preserve"># Write your code here:</w:t>
+        <w:t xml:space="preserve"># Write your code in the R script:</w:t>
       </w:r>
     </w:p>
     <w:tbl>

--- a/docs/content/two_way_anova/two_way_anova_activity.docx
+++ b/docs/content/two_way_anova/two_way_anova_activity.docx
@@ -26,7 +26,7 @@
         <w:t xml:space="preserve">Bill Perry</w:t>
       </w:r>
     </w:p>
-    <w:bookmarkStart w:id="10" w:name="worksheet-two-way-factorial-anova"/>
+    <w:bookmarkStart w:id="9" w:name="worksheet-two-way-factorial-anova"/>
     <w:p>
       <w:pPr>
         <w:pStyle w:val="Heading1"/>
@@ -35,273 +35,8 @@
         <w:t xml:space="preserve">Worksheet: Two-Way (Factorial) ANOVA</w:t>
       </w:r>
     </w:p>
-    <w:p>
-      <w:pPr>
-        <w:pStyle w:val="Heading2"/>
-      </w:pPr>
-      <w:bookmarkStart w:id="9" w:name="how-to-use-this-worksheet"/>
-      <w:r>
-        <w:t xml:space="preserve">How to use this worksheet</w:t>
-      </w:r>
-      <w:bookmarkEnd w:id="9"/>
-    </w:p>
-    <w:p>
-      <w:pPr>
-        <w:pStyle w:val="BlockText"/>
-      </w:pPr>
-      <w:r>
-        <w:t xml:space="preserve">Work through each part in order, at your own pace. Type every line of code yourself into a</w:t>
-      </w:r>
-      <w:r>
-        <w:t xml:space="preserve"> </w:t>
-      </w:r>
-      <w:r>
-        <w:rPr>
-          <w:b/>
-          <w:bCs/>
-        </w:rPr>
-        <w:t xml:space="preserve">plain R script</w:t>
-      </w:r>
-      <w:r>
-        <w:t xml:space="preserve"> </w:t>
-      </w:r>
-      <w:r>
-        <w:t xml:space="preserve">— do not copy-paste. Blocks marked</w:t>
-      </w:r>
-      <w:r>
-        <w:t xml:space="preserve"> </w:t>
-      </w:r>
-      <w:r>
-        <w:rPr>
-          <w:b/>
-          <w:bCs/>
-        </w:rPr>
-        <w:t xml:space="preserve">▶ Run this</w:t>
-      </w:r>
-      <w:r>
-        <w:t xml:space="preserve"> </w:t>
-      </w:r>
-      <w:r>
-        <w:t xml:space="preserve">are code you should type and execute. Blocks marked</w:t>
-      </w:r>
-      <w:r>
-        <w:t xml:space="preserve"> </w:t>
-      </w:r>
-      <w:r>
-        <w:rPr>
-          <w:b/>
-          <w:bCs/>
-        </w:rPr>
-        <w:t xml:space="preserve">✏️ Your turn</w:t>
-      </w:r>
-      <w:r>
-        <w:t xml:space="preserve"> </w:t>
-      </w:r>
-      <w:r>
-        <w:t xml:space="preserve">ask you to write, modify, or answer something. Boxes marked</w:t>
-      </w:r>
-      <w:r>
-        <w:t xml:space="preserve"> </w:t>
-      </w:r>
-      <w:r>
-        <w:rPr>
-          <w:b/>
-          <w:bCs/>
-        </w:rPr>
-        <w:t xml:space="preserve">🚀 If you finish early</w:t>
-      </w:r>
-      <w:r>
-        <w:t xml:space="preserve"> </w:t>
-      </w:r>
-      <w:r>
-        <w:t xml:space="preserve">are optional bonus material that goes a bit further than what we covered in lecture.</w:t>
-      </w:r>
-    </w:p>
-    <w:p>
-      <w:pPr>
-        <w:pStyle w:val="BlockText"/>
-      </w:pPr>
-      <w:r>
-        <w:rPr>
-          <w:b/>
-          <w:bCs/>
-        </w:rPr>
-        <w:t xml:space="preserve">Every grey</w:t>
-      </w:r>
-      <w:r>
-        <w:rPr>
-          <w:b/>
-          <w:bCs/>
-        </w:rPr>
-        <w:t xml:space="preserve"> </w:t>
-      </w:r>
-      <w:r>
-        <w:rPr>
-          <w:rStyle w:val="VerbatimChar"/>
-          <w:b/>
-          <w:bCs/>
-        </w:rPr>
-        <w:t xml:space="preserve">r</w:t>
-      </w:r>
-      <w:r>
-        <w:rPr>
-          <w:b/>
-          <w:bCs/>
-        </w:rPr>
-        <w:t xml:space="preserve"> </w:t>
-      </w:r>
-      <w:r>
-        <w:rPr>
-          <w:b/>
-          <w:bCs/>
-        </w:rPr>
-        <w:t xml:space="preserve">box below is code you type into an R script — not into the Console.</w:t>
-      </w:r>
-      <w:r>
-        <w:t xml:space="preserve"> </w:t>
-      </w:r>
-      <w:r>
-        <w:t xml:space="preserve">Before you start:</w:t>
-      </w:r>
-      <w:r>
-        <w:t xml:space="preserve"> </w:t>
-      </w:r>
-      <w:r>
-        <w:rPr>
-          <w:b/>
-          <w:bCs/>
-        </w:rPr>
-        <w:t xml:space="preserve">File → New File → R Script</w:t>
-      </w:r>
-      <w:r>
-        <w:t xml:space="preserve">, and save it as</w:t>
-      </w:r>
-      <w:r>
-        <w:t xml:space="preserve"> </w:t>
-      </w:r>
-      <w:r>
-        <w:rPr>
-          <w:rStyle w:val="VerbatimChar"/>
-        </w:rPr>
-        <w:t xml:space="preserve">13_two_way_anova.R</w:t>
-      </w:r>
-      <w:r>
-        <w:t xml:space="preserve"> </w:t>
-      </w:r>
-      <w:r>
-        <w:t xml:space="preserve">in your project’s</w:t>
-      </w:r>
-      <w:r>
-        <w:t xml:space="preserve"> </w:t>
-      </w:r>
-      <w:r>
-        <w:rPr>
-          <w:rStyle w:val="VerbatimChar"/>
-        </w:rPr>
-        <w:t xml:space="preserve">scripts/</w:t>
-      </w:r>
-      <w:r>
-        <w:t xml:space="preserve"> </w:t>
-      </w:r>
-      <w:r>
-        <w:t xml:space="preserve">folder. Then work down the worksheet, adding each block to the bottom of that one script, in order.</w:t>
-      </w:r>
-    </w:p>
-    <w:p>
-      <w:pPr>
-        <w:pStyle w:val="BlockText"/>
-      </w:pPr>
-      <w:r>
-        <w:rPr>
-          <w:b/>
-          <w:bCs/>
-        </w:rPr>
-        <w:t xml:space="preserve">Type the</w:t>
-      </w:r>
-      <w:r>
-        <w:rPr>
-          <w:b/>
-          <w:bCs/>
-        </w:rPr>
-        <w:t xml:space="preserve"> </w:t>
-      </w:r>
-      <w:r>
-        <w:rPr>
-          <w:rStyle w:val="VerbatimChar"/>
-          <w:b/>
-          <w:bCs/>
-        </w:rPr>
-        <w:t xml:space="preserve"># ── Part …</w:t>
-      </w:r>
-      <w:r>
-        <w:rPr>
-          <w:b/>
-          <w:bCs/>
-        </w:rPr>
-        <w:t xml:space="preserve"> </w:t>
-      </w:r>
-      <w:r>
-        <w:rPr>
-          <w:b/>
-          <w:bCs/>
-        </w:rPr>
-        <w:t xml:space="preserve">header comment at the top of each block, too.</w:t>
-      </w:r>
-      <w:r>
-        <w:t xml:space="preserve"> </w:t>
-      </w:r>
-      <w:r>
-        <w:t xml:space="preserve">Those comment lines are not decoration — they are how your script stays navigable, how you find your way back to a block that broke, and how I find your work when I read your script. A block with no header comment is a block I cannot place. In RStudio they also show up in the document outline (the</w:t>
-      </w:r>
-      <w:r>
-        <w:t xml:space="preserve"> </w:t>
-      </w:r>
-      <w:r>
-        <w:rPr>
-          <w:rStyle w:val="VerbatimChar"/>
-        </w:rPr>
-        <w:t xml:space="preserve">≡</w:t>
-      </w:r>
-      <w:r>
-        <w:t xml:space="preserve"> </w:t>
-      </w:r>
-      <w:r>
-        <w:t xml:space="preserve">button at the bottom-left of the editor) so you can jump straight to any part.</w:t>
-      </w:r>
-    </w:p>
-    <w:p>
-      <w:pPr>
-        <w:pStyle w:val="BlockText"/>
-      </w:pPr>
-      <w:r>
-        <w:t xml:space="preserve">This worksheet runs the same species × sex factorial ANOVA on penguin body mass</w:t>
-      </w:r>
-      <w:r>
-        <w:t xml:space="preserve"> </w:t>
-      </w:r>
-      <w:r>
-        <w:rPr>
-          <w:b/>
-          <w:bCs/>
-        </w:rPr>
-        <w:t xml:space="preserve">twice</w:t>
-      </w:r>
-      <w:r>
-        <w:t xml:space="preserve"> </w:t>
-      </w:r>
-      <w:r>
-        <w:t xml:space="preserve">— once on a balanced subsample, once on the full, naturally unbalanced dataset — so you can see directly how imbalance changes the analysis.</w:t>
-      </w:r>
-    </w:p>
-    <w:p>
-      <w:r>
-        <w:pict>
-          <v:rect style="width:0;height:1.5pt" o:hralign="center" o:hrstd="t" o:hr="t"/>
-        </w:pict>
-      </w:r>
-    </w:p>
-    <w:bookmarkEnd w:id="10"/>
-    <w:bookmarkStart w:id="14" w:name="part-1-setup-and-data"/>
+    <w:bookmarkEnd w:id="9"/>
+    <w:bookmarkStart w:id="13" w:name="part-1-setup-and-data"/>
     <w:p>
       <w:pPr>
         <w:pStyle w:val="Heading1"/>
@@ -1248,18 +983,18 @@
                 <wp:inline>
                   <wp:extent cx="152400" cy="152400"/>
                   <wp:effectExtent b="0" l="0" r="0" t="0"/>
-                  <wp:docPr descr="" title="" id="12" name="Picture"/>
+                  <wp:docPr descr="" title="" id="11" name="Picture"/>
                   <a:graphic>
                     <a:graphicData uri="http://schemas.openxmlformats.org/drawingml/2006/picture">
                       <pic:pic>
                         <pic:nvPicPr>
-                          <pic:cNvPr descr="/Applications/Positron.app/Contents/Resources/app/quarto/share/formats/docx/tip.png" id="13" name="Picture"/>
+                          <pic:cNvPr descr="/Applications/Positron.app/Contents/Resources/app/quarto/share/formats/docx/tip.png" id="12" name="Picture"/>
                           <pic:cNvPicPr>
                             <a:picLocks noChangeArrowheads="1" noChangeAspect="1"/>
                           </pic:cNvPicPr>
                         </pic:nvPicPr>
                         <pic:blipFill>
-                          <a:blip r:embed="rId11"/>
+                          <a:blip r:embed="rId10"/>
                           <a:stretch>
                             <a:fillRect/>
                           </a:stretch>
@@ -1390,8 +1125,8 @@
         </w:pict>
       </w:r>
     </w:p>
-    <w:bookmarkEnd w:id="14"/>
-    <w:bookmarkStart w:id="15" w:name="part-2-building-a-balanced-dataset"/>
+    <w:bookmarkEnd w:id="13"/>
+    <w:bookmarkStart w:id="14" w:name="part-2-building-a-balanced-dataset"/>
     <w:p>
       <w:pPr>
         <w:pStyle w:val="Heading1"/>
@@ -2304,8 +2039,8 @@
         </w:pict>
       </w:r>
     </w:p>
-    <w:bookmarkEnd w:id="15"/>
-    <w:bookmarkStart w:id="16" w:name="Xd8534a7f5bde0498b7478ff74775cdbfc584a9d"/>
+    <w:bookmarkEnd w:id="14"/>
+    <w:bookmarkStart w:id="15" w:name="Xd8534a7f5bde0498b7478ff74775cdbfc584a9d"/>
     <w:p>
       <w:pPr>
         <w:pStyle w:val="Heading1"/>
@@ -2585,8 +2320,8 @@
         </w:pict>
       </w:r>
     </w:p>
-    <w:bookmarkEnd w:id="16"/>
-    <w:bookmarkStart w:id="19" w:name="X72ff890adbc31a9130a41aba7088020d19f6dab"/>
+    <w:bookmarkEnd w:id="15"/>
+    <w:bookmarkStart w:id="18" w:name="X72ff890adbc31a9130a41aba7088020d19f6dab"/>
     <w:p>
       <w:pPr>
         <w:pStyle w:val="Heading1"/>
@@ -4058,18 +3793,18 @@
                 <wp:inline>
                   <wp:extent cx="152400" cy="152400"/>
                   <wp:effectExtent b="0" l="0" r="0" t="0"/>
-                  <wp:docPr descr="" title="" id="17" name="Picture"/>
+                  <wp:docPr descr="" title="" id="16" name="Picture"/>
                   <a:graphic>
                     <a:graphicData uri="http://schemas.openxmlformats.org/drawingml/2006/picture">
                       <pic:pic>
                         <pic:nvPicPr>
-                          <pic:cNvPr descr="/Applications/Positron.app/Contents/Resources/app/quarto/share/formats/docx/tip.png" id="18" name="Picture"/>
+                          <pic:cNvPr descr="/Applications/Positron.app/Contents/Resources/app/quarto/share/formats/docx/tip.png" id="17" name="Picture"/>
                           <pic:cNvPicPr>
                             <a:picLocks noChangeArrowheads="1" noChangeAspect="1"/>
                           </pic:cNvPicPr>
                         </pic:nvPicPr>
                         <pic:blipFill>
-                          <a:blip r:embed="rId11"/>
+                          <a:blip r:embed="rId10"/>
                           <a:stretch>
                             <a:fillRect/>
                           </a:stretch>
@@ -4161,8 +3896,8 @@
         </w:pict>
       </w:r>
     </w:p>
-    <w:bookmarkEnd w:id="19"/>
-    <w:bookmarkStart w:id="22" w:name="X4d965e1d78dda3833525ce8443308b77c056554"/>
+    <w:bookmarkEnd w:id="18"/>
+    <w:bookmarkStart w:id="21" w:name="X4d965e1d78dda3833525ce8443308b77c056554"/>
     <w:p>
       <w:pPr>
         <w:pStyle w:val="Heading1"/>
@@ -5794,18 +5529,18 @@
                 <wp:inline>
                   <wp:extent cx="152400" cy="152400"/>
                   <wp:effectExtent b="0" l="0" r="0" t="0"/>
-                  <wp:docPr descr="" title="" id="20" name="Picture"/>
+                  <wp:docPr descr="" title="" id="19" name="Picture"/>
                   <a:graphic>
                     <a:graphicData uri="http://schemas.openxmlformats.org/drawingml/2006/picture">
                       <pic:pic>
                         <pic:nvPicPr>
-                          <pic:cNvPr descr="/Applications/Positron.app/Contents/Resources/app/quarto/share/formats/docx/tip.png" id="21" name="Picture"/>
+                          <pic:cNvPr descr="/Applications/Positron.app/Contents/Resources/app/quarto/share/formats/docx/tip.png" id="20" name="Picture"/>
                           <pic:cNvPicPr>
                             <a:picLocks noChangeArrowheads="1" noChangeAspect="1"/>
                           </pic:cNvPicPr>
                         </pic:nvPicPr>
                         <pic:blipFill>
-                          <a:blip r:embed="rId11"/>
+                          <a:blip r:embed="rId10"/>
                           <a:stretch>
                             <a:fillRect/>
                           </a:stretch>
@@ -5930,8 +5665,8 @@
         </w:pict>
       </w:r>
     </w:p>
-    <w:bookmarkEnd w:id="22"/>
-    <w:bookmarkStart w:id="23" w:name="X4b8fa25f3fc7739a078f8f55c335fd5e4c23b5c"/>
+    <w:bookmarkEnd w:id="21"/>
+    <w:bookmarkStart w:id="22" w:name="X4b8fa25f3fc7739a078f8f55c335fd5e4c23b5c"/>
     <w:p>
       <w:pPr>
         <w:pStyle w:val="Heading1"/>
@@ -7073,8 +6808,8 @@
         </w:pict>
       </w:r>
     </w:p>
-    <w:bookmarkEnd w:id="23"/>
-    <w:bookmarkStart w:id="26" w:name="part-7-the-same-analysis-unbalanced"/>
+    <w:bookmarkEnd w:id="22"/>
+    <w:bookmarkStart w:id="25" w:name="part-7-the-same-analysis-unbalanced"/>
     <w:p>
       <w:pPr>
         <w:pStyle w:val="Heading1"/>
@@ -9249,18 +8984,18 @@
                 <wp:inline>
                   <wp:extent cx="152400" cy="152400"/>
                   <wp:effectExtent b="0" l="0" r="0" t="0"/>
-                  <wp:docPr descr="" title="" id="24" name="Picture"/>
+                  <wp:docPr descr="" title="" id="23" name="Picture"/>
                   <a:graphic>
                     <a:graphicData uri="http://schemas.openxmlformats.org/drawingml/2006/picture">
                       <pic:pic>
                         <pic:nvPicPr>
-                          <pic:cNvPr descr="/Applications/Positron.app/Contents/Resources/app/quarto/share/formats/docx/tip.png" id="25" name="Picture"/>
+                          <pic:cNvPr descr="/Applications/Positron.app/Contents/Resources/app/quarto/share/formats/docx/tip.png" id="24" name="Picture"/>
                           <pic:cNvPicPr>
                             <a:picLocks noChangeArrowheads="1" noChangeAspect="1"/>
                           </pic:cNvPicPr>
                         </pic:nvPicPr>
                         <pic:blipFill>
-                          <a:blip r:embed="rId11"/>
+                          <a:blip r:embed="rId10"/>
                           <a:stretch>
                             <a:fillRect/>
                           </a:stretch>
@@ -9422,8 +9157,8 @@
         </w:pict>
       </w:r>
     </w:p>
-    <w:bookmarkEnd w:id="26"/>
-    <w:bookmarkStart w:id="27" w:name="part-8-writing-up-the-results"/>
+    <w:bookmarkEnd w:id="25"/>
+    <w:bookmarkStart w:id="26" w:name="part-8-writing-up-the-results"/>
     <w:p>
       <w:pPr>
         <w:pStyle w:val="Heading1"/>
@@ -9515,8 +9250,8 @@
         </w:pict>
       </w:r>
     </w:p>
-    <w:bookmarkEnd w:id="27"/>
-    <w:bookmarkStart w:id="31" w:name="review-and-checkpoint"/>
+    <w:bookmarkEnd w:id="26"/>
+    <w:bookmarkStart w:id="30" w:name="review-and-checkpoint"/>
     <w:p>
       <w:pPr>
         <w:pStyle w:val="Heading1"/>
@@ -9670,18 +9405,18 @@
                 <wp:inline>
                   <wp:extent cx="152400" cy="152400"/>
                   <wp:effectExtent b="0" l="0" r="0" t="0"/>
-                  <wp:docPr descr="" title="" id="29" name="Picture"/>
+                  <wp:docPr descr="" title="" id="28" name="Picture"/>
                   <a:graphic>
                     <a:graphicData uri="http://schemas.openxmlformats.org/drawingml/2006/picture">
                       <pic:pic>
                         <pic:nvPicPr>
-                          <pic:cNvPr descr="/Applications/Positron.app/Contents/Resources/app/quarto/share/formats/docx/note.png" id="30" name="Picture"/>
+                          <pic:cNvPr descr="/Applications/Positron.app/Contents/Resources/app/quarto/share/formats/docx/note.png" id="29" name="Picture"/>
                           <pic:cNvPicPr>
                             <a:picLocks noChangeArrowheads="1" noChangeAspect="1"/>
                           </pic:cNvPicPr>
                         </pic:nvPicPr>
                         <pic:blipFill>
-                          <a:blip r:embed="rId28"/>
+                          <a:blip r:embed="rId27"/>
                           <a:stretch>
                             <a:fillRect/>
                           </a:stretch>
@@ -9815,8 +9550,8 @@
         </w:pict>
       </w:r>
     </w:p>
-    <w:bookmarkEnd w:id="31"/>
-    <w:bookmarkStart w:id="39" w:name="X61d3b536dfaa5f139a3fd410373f41d420dfd6c"/>
+    <w:bookmarkEnd w:id="30"/>
+    <w:bookmarkStart w:id="38" w:name="X61d3b536dfaa5f139a3fd410373f41d420dfd6c"/>
     <w:p>
       <w:pPr>
         <w:pStyle w:val="Heading1"/>
@@ -9845,7 +9580,7 @@
         <w:t xml:space="preserve">Same workflow as Parts 1–7 — fit the factorial model, check assumptions, get EMMs, compare SS types — new dataset, new question. This time you decide which SS type to trust and why; nobody walks you through it step by step.</w:t>
       </w:r>
     </w:p>
-    <w:bookmarkStart w:id="32" w:name="background"/>
+    <w:bookmarkStart w:id="31" w:name="background"/>
     <w:p>
       <w:pPr>
         <w:pStyle w:val="Heading2"/>
@@ -9991,8 +9726,8 @@
         <w:t xml:space="preserve">(range, lake)</w:t>
       </w:r>
     </w:p>
-    <w:bookmarkEnd w:id="32"/>
-    <w:bookmarkStart w:id="33" w:name="your-task"/>
+    <w:bookmarkEnd w:id="31"/>
+    <w:bookmarkStart w:id="32" w:name="your-task"/>
     <w:p>
       <w:pPr>
         <w:pStyle w:val="Heading2"/>
@@ -10211,8 +9946,8 @@
         <w:t xml:space="preserve">________________________________________________________</w:t>
       </w:r>
     </w:p>
-    <w:bookmarkEnd w:id="33"/>
-    <w:bookmarkStart w:id="38" w:name="final-figure"/>
+    <w:bookmarkEnd w:id="32"/>
+    <w:bookmarkStart w:id="37" w:name="final-figure"/>
     <w:p>
       <w:pPr>
         <w:pStyle w:val="Heading2"/>
@@ -10317,18 +10052,18 @@
                 <wp:inline>
                   <wp:extent cx="152400" cy="152400"/>
                   <wp:effectExtent b="0" l="0" r="0" t="0"/>
-                  <wp:docPr descr="" title="" id="34" name="Picture"/>
+                  <wp:docPr descr="" title="" id="33" name="Picture"/>
                   <a:graphic>
                     <a:graphicData uri="http://schemas.openxmlformats.org/drawingml/2006/picture">
                       <pic:pic>
                         <pic:nvPicPr>
-                          <pic:cNvPr descr="/Applications/Positron.app/Contents/Resources/app/quarto/share/formats/docx/note.png" id="35" name="Picture"/>
+                          <pic:cNvPr descr="/Applications/Positron.app/Contents/Resources/app/quarto/share/formats/docx/note.png" id="34" name="Picture"/>
                           <pic:cNvPicPr>
                             <a:picLocks noChangeArrowheads="1" noChangeAspect="1"/>
                           </pic:cNvPicPr>
                         </pic:nvPicPr>
                         <pic:blipFill>
-                          <a:blip r:embed="rId28"/>
+                          <a:blip r:embed="rId27"/>
                           <a:stretch>
                             <a:fillRect/>
                           </a:stretch>
@@ -10525,18 +10260,18 @@
                 <wp:inline>
                   <wp:extent cx="152400" cy="152400"/>
                   <wp:effectExtent b="0" l="0" r="0" t="0"/>
-                  <wp:docPr descr="" title="" id="36" name="Picture"/>
+                  <wp:docPr descr="" title="" id="35" name="Picture"/>
                   <a:graphic>
                     <a:graphicData uri="http://schemas.openxmlformats.org/drawingml/2006/picture">
                       <pic:pic>
                         <pic:nvPicPr>
-                          <pic:cNvPr descr="/Applications/Positron.app/Contents/Resources/app/quarto/share/formats/docx/note.png" id="37" name="Picture"/>
+                          <pic:cNvPr descr="/Applications/Positron.app/Contents/Resources/app/quarto/share/formats/docx/note.png" id="36" name="Picture"/>
                           <pic:cNvPicPr>
                             <a:picLocks noChangeArrowheads="1" noChangeAspect="1"/>
                           </pic:cNvPicPr>
                         </pic:nvPicPr>
                         <pic:blipFill>
-                          <a:blip r:embed="rId28"/>
+                          <a:blip r:embed="rId27"/>
                           <a:stretch>
                             <a:fillRect/>
                           </a:stretch>
@@ -10638,260 +10373,11 @@
         </w:tc>
       </w:tr>
     </w:tbl>
-    <w:p>
-      <w:r>
-        <w:pict>
-          <v:rect style="width:0;height:1.5pt" o:hralign="center" o:hrstd="t" o:hr="t"/>
-        </w:pict>
-      </w:r>
-    </w:p>
+    <w:bookmarkEnd w:id="37"/>
     <w:bookmarkEnd w:id="38"/>
-    <w:bookmarkEnd w:id="39"/>
-    <w:bookmarkStart w:id="40" w:name="getting-unstuck"/>
-    <w:p>
-      <w:pPr>
-        <w:pStyle w:val="Heading1"/>
-      </w:pPr>
-      <w:r>
-        <w:t xml:space="preserve">Getting unstuck</w:t>
-      </w:r>
-    </w:p>
-    <w:p>
-      <w:pPr>
-        <w:pStyle w:val="FirstParagraph"/>
-      </w:pPr>
-      <w:r>
-        <w:t xml:space="preserve">When code breaks — and it will, that is normal:</w:t>
-      </w:r>
-    </w:p>
-    <w:p>
-      <w:pPr>
-        <w:pStyle w:val="Compact"/>
-        <w:numPr>
-          <w:ilvl w:val="0"/>
-          <w:numId w:val="1014"/>
-        </w:numPr>
-      </w:pPr>
-      <w:r>
-        <w:rPr>
-          <w:b/>
-          <w:bCs/>
-        </w:rPr>
-        <w:t xml:space="preserve">Read the error message out loud.</w:t>
-      </w:r>
-      <w:r>
-        <w:t xml:space="preserve"> </w:t>
-      </w:r>
-      <w:r>
-        <w:t xml:space="preserve">R usually names the line and the problem.</w:t>
-      </w:r>
-    </w:p>
-    <w:p>
-      <w:pPr>
-        <w:pStyle w:val="Compact"/>
-        <w:numPr>
-          <w:ilvl w:val="0"/>
-          <w:numId w:val="1014"/>
-        </w:numPr>
-      </w:pPr>
-      <w:r>
-        <w:rPr>
-          <w:b/>
-          <w:bCs/>
-        </w:rPr>
-        <w:t xml:space="preserve">Check the usual suspects:</w:t>
-      </w:r>
-      <w:r>
-        <w:t xml:space="preserve"> </w:t>
-      </w:r>
-      <w:r>
-        <w:t xml:space="preserve">did you run</w:t>
-      </w:r>
-      <w:r>
-        <w:t xml:space="preserve"> </w:t>
-      </w:r>
-      <w:r>
-        <w:rPr>
-          <w:rStyle w:val="VerbatimChar"/>
-        </w:rPr>
-        <w:t xml:space="preserve">library(palmerpenguins)</w:t>
-      </w:r>
-      <w:r>
-        <w:t xml:space="preserve">,</w:t>
-      </w:r>
-      <w:r>
-        <w:t xml:space="preserve"> </w:t>
-      </w:r>
-      <w:r>
-        <w:rPr>
-          <w:rStyle w:val="VerbatimChar"/>
-        </w:rPr>
-        <w:t xml:space="preserve">library(car)</w:t>
-      </w:r>
-      <w:r>
-        <w:t xml:space="preserve">,</w:t>
-      </w:r>
-      <w:r>
-        <w:t xml:space="preserve"> </w:t>
-      </w:r>
-      <w:r>
-        <w:rPr>
-          <w:rStyle w:val="VerbatimChar"/>
-        </w:rPr>
-        <w:t xml:space="preserve">library(emmeans)</w:t>
-      </w:r>
-      <w:r>
-        <w:t xml:space="preserve">,</w:t>
-      </w:r>
-      <w:r>
-        <w:t xml:space="preserve"> </w:t>
-      </w:r>
-      <w:r>
-        <w:rPr>
-          <w:rStyle w:val="VerbatimChar"/>
-        </w:rPr>
-        <w:t xml:space="preserve">library(broom)</w:t>
-      </w:r>
-      <w:r>
-        <w:t xml:space="preserve">, and</w:t>
-      </w:r>
-      <w:r>
-        <w:t xml:space="preserve"> </w:t>
-      </w:r>
-      <w:r>
-        <w:rPr>
-          <w:rStyle w:val="VerbatimChar"/>
-        </w:rPr>
-        <w:t xml:space="preserve">library(tidyverse)</w:t>
-      </w:r>
-      <w:r>
-        <w:t xml:space="preserve">? Spelling? A missing</w:t>
-      </w:r>
-      <w:r>
-        <w:t xml:space="preserve"> </w:t>
-      </w:r>
-      <w:r>
-        <w:rPr>
-          <w:rStyle w:val="VerbatimChar"/>
-        </w:rPr>
-        <w:t xml:space="preserve">)</w:t>
-      </w:r>
-      <w:r>
-        <w:t xml:space="preserve"> </w:t>
-      </w:r>
-      <w:r>
-        <w:t xml:space="preserve">or</w:t>
-      </w:r>
-      <w:r>
-        <w:t xml:space="preserve"> </w:t>
-      </w:r>
-      <w:r>
-        <w:rPr>
-          <w:rStyle w:val="VerbatimChar"/>
-        </w:rPr>
-        <w:t xml:space="preserve">%&gt;%</w:t>
-      </w:r>
-      <w:r>
-        <w:t xml:space="preserve"> </w:t>
-      </w:r>
-      <w:r>
-        <w:t xml:space="preserve">at the</w:t>
-      </w:r>
-      <w:r>
-        <w:t xml:space="preserve"> </w:t>
-      </w:r>
-      <w:r>
-        <w:rPr>
-          <w:i/>
-          <w:iCs/>
-        </w:rPr>
-        <w:t xml:space="preserve">start</w:t>
-      </w:r>
-      <w:r>
-        <w:t xml:space="preserve"> </w:t>
-      </w:r>
-      <w:r>
-        <w:t xml:space="preserve">of a line?</w:t>
-      </w:r>
-    </w:p>
-    <w:p>
-      <w:pPr>
-        <w:pStyle w:val="Compact"/>
-        <w:numPr>
-          <w:ilvl w:val="0"/>
-          <w:numId w:val="1014"/>
-        </w:numPr>
-      </w:pPr>
-      <w:r>
-        <w:rPr>
-          <w:rStyle w:val="VerbatimChar"/>
-        </w:rPr>
-        <w:t xml:space="preserve">?function_name</w:t>
-      </w:r>
-      <w:r>
-        <w:t xml:space="preserve"> </w:t>
-      </w:r>
-      <w:r>
-        <w:t xml:space="preserve">opens the built-in help page.</w:t>
-      </w:r>
-    </w:p>
-    <w:p>
-      <w:pPr>
-        <w:pStyle w:val="Compact"/>
-        <w:numPr>
-          <w:ilvl w:val="0"/>
-          <w:numId w:val="1014"/>
-        </w:numPr>
-      </w:pPr>
-      <w:r>
-        <w:rPr>
-          <w:b/>
-          <w:bCs/>
-        </w:rPr>
-        <w:t xml:space="preserve">Bring the exact error</w:t>
-      </w:r>
-      <w:r>
-        <w:t xml:space="preserve"> </w:t>
-      </w:r>
-      <w:r>
-        <w:t xml:space="preserve">(copy-paste it) to class or office hours.</w:t>
-      </w:r>
-    </w:p>
-    <w:p>
-      <w:pPr>
-        <w:pStyle w:val="BlockText"/>
-      </w:pPr>
-      <w:r>
-        <w:t xml:space="preserve">💡</w:t>
-      </w:r>
-      <w:r>
-        <w:t xml:space="preserve"> </w:t>
-      </w:r>
-      <w:r>
-        <w:rPr>
-          <w:b/>
-          <w:bCs/>
-        </w:rPr>
-        <w:t xml:space="preserve">Key idea:</w:t>
-      </w:r>
-      <w:r>
-        <w:t xml:space="preserve"> </w:t>
-      </w:r>
-      <w:r>
-        <w:t xml:space="preserve">Every working scientist googles error messages daily. Getting stuck is not failing — it is the job.</w:t>
-      </w:r>
-    </w:p>
-    <w:p>
-      <w:r>
-        <w:pict>
-          <v:rect style="width:0;height:1.5pt" o:hralign="center" o:hrstd="t" o:hr="t"/>
-        </w:pict>
-      </w:r>
-    </w:p>
-    <w:bookmarkEnd w:id="40"/>
     <w:sectPr>
       <w:pgSz w:h="15840" w:w="12240"/>
-      <w:pgMar w:bottom="1440" w:footer="720" w:gutter="0" w:header="720" w:left="1440" w:right="1440" w:top="1440"/>
+      <w:pgMar w:bottom="720" w:footer="360" w:gutter="0" w:header="360" w:left="1008" w:right="720" w:top="720"/>
       <w:cols w:space="720"/>
       <w:docGrid w:linePitch="360"/>
     </w:sectPr>
@@ -11230,36 +10716,6 @@
   <w:num w:numId="1013">
     <w:abstractNumId w:val="992"/>
   </w:num>
-  <w:num w:numId="1014">
-    <w:abstractNumId w:val="99411"/>
-    <w:lvlOverride w:ilvl="0">
-      <w:startOverride w:val="1"/>
-    </w:lvlOverride>
-    <w:lvlOverride w:ilvl="1">
-      <w:startOverride w:val="1"/>
-    </w:lvlOverride>
-    <w:lvlOverride w:ilvl="2">
-      <w:startOverride w:val="1"/>
-    </w:lvlOverride>
-    <w:lvlOverride w:ilvl="3">
-      <w:startOverride w:val="1"/>
-    </w:lvlOverride>
-    <w:lvlOverride w:ilvl="4">
-      <w:startOverride w:val="1"/>
-    </w:lvlOverride>
-    <w:lvlOverride w:ilvl="5">
-      <w:startOverride w:val="1"/>
-    </w:lvlOverride>
-    <w:lvlOverride w:ilvl="6">
-      <w:startOverride w:val="1"/>
-    </w:lvlOverride>
-    <w:lvlOverride w:ilvl="7">
-      <w:startOverride w:val="1"/>
-    </w:lvlOverride>
-    <w:lvlOverride w:ilvl="8">
-      <w:startOverride w:val="1"/>
-    </w:lvlOverride>
-  </w:num>
 </w:numbering>
 </file>
 
@@ -11276,7 +10732,11 @@
         <w14:ligatures w14:val="standardContextual"/>
       </w:rPr>
     </w:rPrDefault>
-    <w:pPrDefault/>
+    <w:pPrDefault>
+      <w:pPr>
+        <w:spacing w:before="0"/>
+      </w:pPr>
+    </w:pPrDefault>
   </w:docDefaults>
   <w:latentStyles w:count="376" w:defLockedState="0" w:defQFormat="0" w:defSemiHidden="0" w:defUIPriority="99" w:defUnhideWhenUsed="0">
     <w:lsdException w:name="Normal" w:qFormat="1" w:uiPriority="0"/>
@@ -11671,7 +11131,7 @@
     <w:pPr>
       <w:keepNext/>
       <w:keepLines/>
-      <w:spacing w:after="80" w:before="360"/>
+      <w:spacing w:after="80" w:before="120"/>
       <w:outlineLvl w:val="0"/>
     </w:pPr>
     <w:rPr>
@@ -11695,7 +11155,7 @@
     <w:pPr>
       <w:keepNext/>
       <w:keepLines/>
-      <w:spacing w:after="80" w:before="160"/>
+      <w:spacing w:after="80" w:before="100"/>
       <w:outlineLvl w:val="1"/>
     </w:pPr>
     <w:rPr>
@@ -11716,7 +11176,7 @@
     <w:pPr>
       <w:keepNext/>
       <w:keepLines/>
-      <w:spacing w:after="80" w:before="160"/>
+      <w:spacing w:after="80" w:before="80"/>
       <w:outlineLvl w:val="2"/>
     </w:pPr>
     <w:rPr>
@@ -11761,7 +11221,7 @@
     <w:pPr>
       <w:keepNext/>
       <w:keepLines/>
-      <w:spacing w:after="40" w:before="80"/>
+      <w:spacing w:after="40" w:before="60"/>
       <w:outlineLvl w:val="4"/>
     </w:pPr>
     <w:rPr>
@@ -11782,7 +11242,7 @@
     <w:pPr>
       <w:keepNext/>
       <w:keepLines/>
-      <w:spacing w:before="40"/>
+      <w:spacing w:before="60"/>
       <w:outlineLvl w:val="5"/>
     </w:pPr>
     <w:rPr>
@@ -11804,7 +11264,7 @@
     <w:pPr>
       <w:keepNext/>
       <w:keepLines/>
-      <w:spacing w:before="40"/>
+      <w:spacing w:before="60"/>
       <w:outlineLvl w:val="6"/>
     </w:pPr>
     <w:rPr>
@@ -11823,6 +11283,7 @@
     <w:qFormat/>
     <w:rsid w:val="00846576"/>
     <w:pPr>
+      <w:spacing w:before="60"/>
       <w:keepNext/>
       <w:keepLines/>
       <w:outlineLvl w:val="7"/>
@@ -11844,6 +11305,7 @@
     <w:qFormat/>
     <w:rsid w:val="00846576"/>
     <w:pPr>
+      <w:spacing w:before="60"/>
       <w:keepNext/>
       <w:keepLines/>
       <w:outlineLvl w:val="8"/>
@@ -12006,7 +11468,7 @@
     <w:qFormat/>
     <w:rsid w:val="00AF5CF1"/>
     <w:pPr>
-      <w:spacing w:after="80"/>
+      <w:spacing w:after="80" w:before="0"/>
       <w:contextualSpacing/>
     </w:pPr>
     <w:rPr>
@@ -12043,7 +11505,7 @@
       <w:numPr>
         <w:ilvl w:val="1"/>
       </w:numPr>
-      <w:spacing w:after="160"/>
+      <w:spacing w:after="160" w:before="0"/>
     </w:pPr>
     <w:rPr>
       <w:rFonts w:asciiTheme="minorHAnsi" w:cstheme="majorBidi" w:eastAsiaTheme="majorEastAsia" w:hAnsiTheme="minorHAnsi"/>
@@ -12076,7 +11538,7 @@
     <w:qFormat/>
     <w:rsid w:val="00AF5CF1"/>
     <w:pPr>
-      <w:spacing w:after="160" w:before="160"/>
+      <w:spacing w:after="160" w:before="0"/>
       <w:jc w:val="center"/>
     </w:pPr>
     <w:rPr>
@@ -12104,6 +11566,7 @@
     <w:qFormat/>
     <w:rsid w:val="00AF5CF1"/>
     <w:pPr>
+      <w:spacing w:before="0"/>
       <w:ind w:left="720"/>
       <w:contextualSpacing/>
     </w:pPr>
@@ -12133,7 +11596,7 @@
         <w:top w:color="0F4761" w:space="10" w:sz="4" w:themeColor="accent1" w:themeShade="BF" w:val="single"/>
         <w:bottom w:color="0F4761" w:space="10" w:sz="4" w:themeColor="accent1" w:themeShade="BF" w:val="single"/>
       </w:pBdr>
-      <w:spacing w:after="360" w:before="360"/>
+      <w:spacing w:after="360" w:before="0"/>
       <w:ind w:left="864" w:right="864"/>
       <w:jc w:val="center"/>
     </w:pPr>
@@ -12195,7 +11658,7 @@
         <w:right w:color="FF0000" w:space="4" w:sz="8" w:val="single"/>
       </w:pBdr>
       <w:shd w:color="auto" w:fill="FBFBFB" w:val="clear"/>
-      <w:spacing w:after="120" w:before="120"/>
+      <w:spacing w:after="60" w:before="0"/>
       <w:ind w:left="432" w:right="432"/>
     </w:pPr>
     <w:rPr>
@@ -12216,7 +11679,7 @@
         <w:right w:color="BFBFBF" w:space="4" w:sz="6" w:val="single"/>
       </w:pBdr>
       <w:shd w:color="auto" w:fill="FBFBFB" w:val="clear"/>
-      <w:spacing w:after="240" w:before="240"/>
+      <w:spacing w:after="60" w:before="0"/>
       <w:ind w:left="432" w:right="432"/>
     </w:pPr>
     <w:rPr>
@@ -12237,7 +11700,7 @@
         <w:right w:color="BFBFBF" w:space="4" w:sz="6" w:val="single"/>
       </w:pBdr>
       <w:shd w:color="auto" w:fill="FBFBFB" w:val="clear"/>
-      <w:spacing w:after="240" w:before="240"/>
+      <w:spacing w:after="60" w:before="0"/>
       <w:ind w:left="432" w:right="432"/>
     </w:pPr>
     <w:rPr>
@@ -12283,7 +11746,7 @@
     <w:unhideWhenUsed/>
     <w:rsid w:val="00322D32"/>
     <w:pPr>
-      <w:spacing w:after="100"/>
+      <w:spacing w:after="100" w:before="0"/>
     </w:pPr>
   </w:style>
   <w:style w:type="character" w:customStyle="1" w:styleId="KeywordTok">

--- a/docs/content/two_way_anova/two_way_anova_activity.docx
+++ b/docs/content/two_way_anova/two_way_anova_activity.docx
@@ -10734,7 +10734,7 @@
     </w:rPrDefault>
     <w:pPrDefault>
       <w:pPr>
-        <w:spacing w:before="0"/>
+        <w:spacing w:after="0" w:before="0" w:line="240" w:lineRule="auto"/>
       </w:pPr>
     </w:pPrDefault>
   </w:docDefaults>
